--- a/security-unusual-external-service-or-program/unusual-external-service-or-program.docx
+++ b/security-unusual-external-service-or-program/unusual-external-service-or-program.docx
@@ -7,11 +7,13 @@
         <w:pStyle w:val="Title"/>
         <w:jc w:val="right"/>
         <w:rPr>
+          <w:b/>
           <w:lang w:val="en-US"/>
         </w:rPr>
       </w:pPr>
       <w:r>
         <w:rPr>
+          <w:b/>
           <w:sz w:val="72"/>
           <w:lang w:val="en-US"/>
         </w:rPr>
@@ -19,19 +21,21 @@
       </w:r>
       <w:r>
         <w:rPr>
+          <w:b/>
           <w:sz w:val="72"/>
           <w:lang w:val="en-US"/>
         </w:rPr>
-        <w:t xml:space="preserve"> external service or </w:t>
+        <w:t xml:space="preserve"> extern</w:t>
       </w:r>
       <w:bookmarkStart w:id="0" w:name="_GoBack"/>
       <w:bookmarkEnd w:id="0"/>
       <w:r>
         <w:rPr>
+          <w:b/>
           <w:sz w:val="72"/>
           <w:lang w:val="en-US"/>
         </w:rPr>
-        <w:t>program</w:t>
+        <w:t>al service or program</w:t>
       </w:r>
     </w:p>
     <w:p>
@@ -46,14 +50,18 @@
         <w:spacing w:after="240" w:line="360" w:lineRule="auto"/>
         <w:rPr>
           <w:rFonts w:ascii="Cascadia Mono SemiLight" w:hAnsi="Cascadia Mono SemiLight"/>
-          <w:sz w:val="28"/>
+          <w:spacing w:val="12"/>
+          <w:sz w:val="27"/>
+          <w:szCs w:val="27"/>
           <w:lang w:val="en-US"/>
         </w:rPr>
       </w:pPr>
       <w:r>
         <w:rPr>
           <w:rFonts w:ascii="Cascadia Mono SemiLight" w:hAnsi="Cascadia Mono SemiLight"/>
-          <w:sz w:val="28"/>
+          <w:spacing w:val="12"/>
+          <w:sz w:val="27"/>
+          <w:szCs w:val="27"/>
           <w:lang w:val="en-US"/>
         </w:rPr>
         <w:t xml:space="preserve">When you are </w:t>
@@ -61,7 +69,9 @@
       <w:r>
         <w:rPr>
           <w:rFonts w:ascii="Cascadia Mono SemiLight" w:hAnsi="Cascadia Mono SemiLight"/>
-          <w:sz w:val="28"/>
+          <w:spacing w:val="12"/>
+          <w:sz w:val="27"/>
+          <w:szCs w:val="27"/>
           <w:lang w:val="en-US"/>
         </w:rPr>
         <w:t>installing an</w:t>
@@ -69,7 +79,9 @@
       <w:r>
         <w:rPr>
           <w:rFonts w:ascii="Cascadia Mono SemiLight" w:hAnsi="Cascadia Mono SemiLight"/>
-          <w:sz w:val="28"/>
+          <w:spacing w:val="12"/>
+          <w:sz w:val="27"/>
+          <w:szCs w:val="27"/>
           <w:lang w:val="en-US"/>
         </w:rPr>
         <w:t xml:space="preserve"> application</w:t>
@@ -77,7 +89,9 @@
       <w:r>
         <w:rPr>
           <w:rFonts w:ascii="Cascadia Mono SemiLight" w:hAnsi="Cascadia Mono SemiLight"/>
-          <w:sz w:val="28"/>
+          <w:spacing w:val="12"/>
+          <w:sz w:val="27"/>
+          <w:szCs w:val="27"/>
           <w:lang w:val="en-US"/>
         </w:rPr>
         <w:t xml:space="preserve"> </w:t>
@@ -85,7 +99,9 @@
       <w:r>
         <w:rPr>
           <w:rFonts w:ascii="Cascadia Mono SemiLight" w:hAnsi="Cascadia Mono SemiLight"/>
-          <w:sz w:val="28"/>
+          <w:spacing w:val="12"/>
+          <w:sz w:val="27"/>
+          <w:szCs w:val="27"/>
           <w:lang w:val="en-US"/>
         </w:rPr>
         <w:t>for Android</w:t>
@@ -93,7 +109,9 @@
       <w:r>
         <w:rPr>
           <w:rFonts w:ascii="Cascadia Mono SemiLight" w:hAnsi="Cascadia Mono SemiLight"/>
-          <w:sz w:val="28"/>
+          <w:spacing w:val="12"/>
+          <w:sz w:val="27"/>
+          <w:szCs w:val="27"/>
           <w:lang w:val="en-US"/>
         </w:rPr>
         <w:t>.</w:t>
@@ -101,7 +119,9 @@
       <w:r>
         <w:rPr>
           <w:rFonts w:ascii="Cascadia Mono SemiLight" w:hAnsi="Cascadia Mono SemiLight"/>
-          <w:sz w:val="28"/>
+          <w:spacing w:val="12"/>
+          <w:sz w:val="27"/>
+          <w:szCs w:val="27"/>
           <w:lang w:val="en-US"/>
         </w:rPr>
         <w:t xml:space="preserve"> </w:t>
@@ -109,7 +129,9 @@
       <w:r>
         <w:rPr>
           <w:rFonts w:ascii="Cascadia Mono SemiLight" w:hAnsi="Cascadia Mono SemiLight"/>
-          <w:sz w:val="28"/>
+          <w:spacing w:val="12"/>
+          <w:sz w:val="27"/>
+          <w:szCs w:val="27"/>
           <w:lang w:val="en-US"/>
         </w:rPr>
         <w:t>I</w:t>
@@ -117,7 +139,9 @@
       <w:r>
         <w:rPr>
           <w:rFonts w:ascii="Cascadia Mono SemiLight" w:hAnsi="Cascadia Mono SemiLight"/>
-          <w:sz w:val="28"/>
+          <w:spacing w:val="12"/>
+          <w:sz w:val="27"/>
+          <w:szCs w:val="27"/>
           <w:lang w:val="en-US"/>
         </w:rPr>
         <w:t xml:space="preserve">t has to be approved by Google </w:t>
@@ -125,7 +149,9 @@
       <w:r>
         <w:rPr>
           <w:rFonts w:ascii="Cascadia Mono SemiLight" w:hAnsi="Cascadia Mono SemiLight"/>
-          <w:sz w:val="28"/>
+          <w:spacing w:val="12"/>
+          <w:sz w:val="27"/>
+          <w:szCs w:val="27"/>
           <w:lang w:val="en-US"/>
         </w:rPr>
         <w:t>A</w:t>
@@ -133,7 +159,9 @@
       <w:r>
         <w:rPr>
           <w:rFonts w:ascii="Cascadia Mono SemiLight" w:hAnsi="Cascadia Mono SemiLight"/>
-          <w:sz w:val="28"/>
+          <w:spacing w:val="12"/>
+          <w:sz w:val="27"/>
+          <w:szCs w:val="27"/>
           <w:lang w:val="en-US"/>
         </w:rPr>
         <w:t xml:space="preserve">pplication </w:t>
@@ -141,7 +169,9 @@
       <w:r>
         <w:rPr>
           <w:rFonts w:ascii="Cascadia Mono SemiLight" w:hAnsi="Cascadia Mono SemiLight"/>
-          <w:sz w:val="28"/>
+          <w:spacing w:val="12"/>
+          <w:sz w:val="27"/>
+          <w:szCs w:val="27"/>
           <w:lang w:val="en-US"/>
         </w:rPr>
         <w:t>S</w:t>
@@ -149,7 +179,9 @@
       <w:r>
         <w:rPr>
           <w:rFonts w:ascii="Cascadia Mono SemiLight" w:hAnsi="Cascadia Mono SemiLight"/>
-          <w:sz w:val="28"/>
+          <w:spacing w:val="12"/>
+          <w:sz w:val="27"/>
+          <w:szCs w:val="27"/>
           <w:lang w:val="en-US"/>
         </w:rPr>
         <w:t>tore</w:t>
@@ -157,7 +189,9 @@
       <w:r>
         <w:rPr>
           <w:rFonts w:ascii="Cascadia Mono SemiLight" w:hAnsi="Cascadia Mono SemiLight"/>
-          <w:sz w:val="28"/>
+          <w:spacing w:val="12"/>
+          <w:sz w:val="27"/>
+          <w:szCs w:val="27"/>
           <w:lang w:val="en-US"/>
         </w:rPr>
         <w:t>.</w:t>
@@ -165,7 +199,9 @@
       <w:r>
         <w:rPr>
           <w:rFonts w:ascii="Cascadia Mono SemiLight" w:hAnsi="Cascadia Mono SemiLight"/>
-          <w:sz w:val="28"/>
+          <w:spacing w:val="12"/>
+          <w:sz w:val="27"/>
+          <w:szCs w:val="27"/>
           <w:lang w:val="en-US"/>
         </w:rPr>
         <w:t xml:space="preserve"> </w:t>
@@ -176,14 +212,18 @@
         <w:spacing w:after="240" w:line="360" w:lineRule="auto"/>
         <w:rPr>
           <w:rFonts w:ascii="Cascadia Mono SemiLight" w:hAnsi="Cascadia Mono SemiLight"/>
-          <w:sz w:val="28"/>
+          <w:spacing w:val="12"/>
+          <w:sz w:val="27"/>
+          <w:szCs w:val="27"/>
           <w:lang w:val="en-US"/>
         </w:rPr>
       </w:pPr>
       <w:r>
         <w:rPr>
           <w:rFonts w:ascii="Cascadia Mono SemiLight" w:hAnsi="Cascadia Mono SemiLight"/>
-          <w:sz w:val="28"/>
+          <w:spacing w:val="12"/>
+          <w:sz w:val="27"/>
+          <w:szCs w:val="27"/>
           <w:lang w:val="en-US"/>
         </w:rPr>
         <w:t>I</w:t>
@@ -191,7 +231,9 @@
       <w:r>
         <w:rPr>
           <w:rFonts w:ascii="Cascadia Mono SemiLight" w:hAnsi="Cascadia Mono SemiLight"/>
-          <w:sz w:val="28"/>
+          <w:spacing w:val="12"/>
+          <w:sz w:val="27"/>
+          <w:szCs w:val="27"/>
           <w:lang w:val="en-US"/>
         </w:rPr>
         <w:t>n</w:t>
@@ -199,7 +241,9 @@
       <w:r>
         <w:rPr>
           <w:rFonts w:ascii="Cascadia Mono SemiLight" w:hAnsi="Cascadia Mono SemiLight"/>
-          <w:sz w:val="28"/>
+          <w:spacing w:val="12"/>
+          <w:sz w:val="27"/>
+          <w:szCs w:val="27"/>
           <w:lang w:val="en-US"/>
         </w:rPr>
         <w:t xml:space="preserve"> cas</w:t>
@@ -207,7 +251,9 @@
       <w:r>
         <w:rPr>
           <w:rFonts w:ascii="Cascadia Mono SemiLight" w:hAnsi="Cascadia Mono SemiLight"/>
-          <w:sz w:val="28"/>
+          <w:spacing w:val="12"/>
+          <w:sz w:val="27"/>
+          <w:szCs w:val="27"/>
           <w:lang w:val="en-US"/>
         </w:rPr>
         <w:t>e,</w:t>
@@ -215,7 +261,9 @@
       <w:r>
         <w:rPr>
           <w:rFonts w:ascii="Cascadia Mono SemiLight" w:hAnsi="Cascadia Mono SemiLight"/>
-          <w:sz w:val="28"/>
+          <w:spacing w:val="12"/>
+          <w:sz w:val="27"/>
+          <w:szCs w:val="27"/>
           <w:lang w:val="en-US"/>
         </w:rPr>
         <w:t xml:space="preserve"> application is approved, then it</w:t>
@@ -223,7 +271,9 @@
       <w:r>
         <w:rPr>
           <w:rFonts w:ascii="Cascadia Mono SemiLight" w:hAnsi="Cascadia Mono SemiLight"/>
-          <w:sz w:val="28"/>
+          <w:spacing w:val="12"/>
+          <w:sz w:val="27"/>
+          <w:szCs w:val="27"/>
           <w:lang w:val="en-US"/>
         </w:rPr>
         <w:t xml:space="preserve"> is</w:t>
@@ -231,10 +281,32 @@
       <w:r>
         <w:rPr>
           <w:rFonts w:ascii="Cascadia Mono SemiLight" w:hAnsi="Cascadia Mono SemiLight"/>
-          <w:sz w:val="28"/>
-          <w:lang w:val="en-US"/>
-        </w:rPr>
-        <w:t xml:space="preserve"> ready to be commercialized. </w:t>
+          <w:spacing w:val="12"/>
+          <w:sz w:val="27"/>
+          <w:szCs w:val="27"/>
+          <w:lang w:val="en-US"/>
+        </w:rPr>
+        <w:t xml:space="preserve"> ready to </w:t>
+      </w:r>
+      <w:r>
+        <w:rPr>
+          <w:rFonts w:ascii="Cascadia Mono SemiLight" w:hAnsi="Cascadia Mono SemiLight"/>
+          <w:spacing w:val="12"/>
+          <w:sz w:val="27"/>
+          <w:szCs w:val="27"/>
+          <w:lang w:val="en-US"/>
+        </w:rPr>
+        <w:t>start being</w:t>
+      </w:r>
+      <w:r>
+        <w:rPr>
+          <w:rFonts w:ascii="Cascadia Mono SemiLight" w:hAnsi="Cascadia Mono SemiLight"/>
+          <w:spacing w:val="12"/>
+          <w:sz w:val="27"/>
+          <w:szCs w:val="27"/>
+          <w:lang w:val="en-US"/>
+        </w:rPr>
+        <w:t xml:space="preserve"> commercialized. </w:t>
       </w:r>
     </w:p>
     <w:p>
@@ -242,14 +314,18 @@
         <w:spacing w:after="240" w:line="360" w:lineRule="auto"/>
         <w:rPr>
           <w:rFonts w:ascii="Cascadia Mono SemiLight" w:hAnsi="Cascadia Mono SemiLight"/>
-          <w:sz w:val="28"/>
+          <w:spacing w:val="12"/>
+          <w:sz w:val="27"/>
+          <w:szCs w:val="27"/>
           <w:lang w:val="en-US"/>
         </w:rPr>
       </w:pPr>
       <w:r>
         <w:rPr>
           <w:rFonts w:ascii="Cascadia Mono SemiLight" w:hAnsi="Cascadia Mono SemiLight"/>
-          <w:sz w:val="28"/>
+          <w:spacing w:val="12"/>
+          <w:sz w:val="27"/>
+          <w:szCs w:val="27"/>
           <w:lang w:val="en-US"/>
         </w:rPr>
         <w:t>Application</w:t>
@@ -257,7 +333,9 @@
       <w:r>
         <w:rPr>
           <w:rFonts w:ascii="Cascadia Mono SemiLight" w:hAnsi="Cascadia Mono SemiLight"/>
-          <w:sz w:val="28"/>
+          <w:spacing w:val="12"/>
+          <w:sz w:val="27"/>
+          <w:szCs w:val="27"/>
           <w:lang w:val="en-US"/>
         </w:rPr>
         <w:t>’s</w:t>
@@ -265,7 +343,9 @@
       <w:r>
         <w:rPr>
           <w:rFonts w:ascii="Cascadia Mono SemiLight" w:hAnsi="Cascadia Mono SemiLight"/>
-          <w:sz w:val="28"/>
+          <w:spacing w:val="12"/>
+          <w:sz w:val="27"/>
+          <w:szCs w:val="27"/>
           <w:lang w:val="en-US"/>
         </w:rPr>
         <w:t xml:space="preserve"> </w:t>
@@ -273,7 +353,9 @@
       <w:r>
         <w:rPr>
           <w:rFonts w:ascii="Cascadia Mono SemiLight" w:hAnsi="Cascadia Mono SemiLight"/>
-          <w:sz w:val="28"/>
+          <w:spacing w:val="12"/>
+          <w:sz w:val="27"/>
+          <w:szCs w:val="27"/>
           <w:lang w:val="en-US"/>
         </w:rPr>
         <w:t>f</w:t>
@@ -281,7 +363,9 @@
       <w:r>
         <w:rPr>
           <w:rFonts w:ascii="Cascadia Mono SemiLight" w:hAnsi="Cascadia Mono SemiLight"/>
-          <w:sz w:val="28"/>
+          <w:spacing w:val="12"/>
+          <w:sz w:val="27"/>
+          <w:szCs w:val="27"/>
           <w:lang w:val="en-US"/>
         </w:rPr>
         <w:t xml:space="preserve">eatures </w:t>
@@ -289,7 +373,9 @@
       <w:r>
         <w:rPr>
           <w:rFonts w:ascii="Cascadia Mono SemiLight" w:hAnsi="Cascadia Mono SemiLight"/>
-          <w:sz w:val="28"/>
+          <w:spacing w:val="12"/>
+          <w:sz w:val="27"/>
+          <w:szCs w:val="27"/>
           <w:lang w:val="en-US"/>
         </w:rPr>
         <w:t>could</w:t>
@@ -297,7 +383,9 @@
       <w:r>
         <w:rPr>
           <w:rFonts w:ascii="Cascadia Mono SemiLight" w:hAnsi="Cascadia Mono SemiLight"/>
-          <w:sz w:val="28"/>
+          <w:spacing w:val="12"/>
+          <w:sz w:val="27"/>
+          <w:szCs w:val="27"/>
           <w:lang w:val="en-US"/>
         </w:rPr>
         <w:t xml:space="preserve"> be </w:t>
@@ -305,7 +393,9 @@
       <w:r>
         <w:rPr>
           <w:rFonts w:ascii="Cascadia Mono SemiLight" w:hAnsi="Cascadia Mono SemiLight"/>
-          <w:sz w:val="28"/>
+          <w:spacing w:val="12"/>
+          <w:sz w:val="27"/>
+          <w:szCs w:val="27"/>
           <w:lang w:val="en-US"/>
         </w:rPr>
         <w:t>caught</w:t>
@@ -313,7 +403,9 @@
       <w:r>
         <w:rPr>
           <w:rFonts w:ascii="Cascadia Mono SemiLight" w:hAnsi="Cascadia Mono SemiLight"/>
-          <w:sz w:val="28"/>
+          <w:spacing w:val="12"/>
+          <w:sz w:val="27"/>
+          <w:szCs w:val="27"/>
           <w:lang w:val="en-US"/>
         </w:rPr>
         <w:t xml:space="preserve"> by other</w:t>
@@ -321,7 +413,9 @@
       <w:r>
         <w:rPr>
           <w:rFonts w:ascii="Cascadia Mono SemiLight" w:hAnsi="Cascadia Mono SemiLight"/>
-          <w:sz w:val="28"/>
+          <w:spacing w:val="12"/>
+          <w:sz w:val="27"/>
+          <w:szCs w:val="27"/>
           <w:lang w:val="en-US"/>
         </w:rPr>
         <w:t xml:space="preserve"> </w:t>
@@ -329,7 +423,9 @@
       <w:r>
         <w:rPr>
           <w:rFonts w:ascii="Cascadia Mono SemiLight" w:hAnsi="Cascadia Mono SemiLight"/>
-          <w:sz w:val="28"/>
+          <w:spacing w:val="12"/>
+          <w:sz w:val="27"/>
+          <w:szCs w:val="27"/>
           <w:lang w:val="en-US"/>
         </w:rPr>
         <w:t>programs</w:t>
@@ -337,7 +433,9 @@
       <w:r>
         <w:rPr>
           <w:rFonts w:ascii="Cascadia Mono SemiLight" w:hAnsi="Cascadia Mono SemiLight"/>
-          <w:sz w:val="28"/>
+          <w:spacing w:val="12"/>
+          <w:sz w:val="27"/>
+          <w:szCs w:val="27"/>
           <w:lang w:val="en-US"/>
         </w:rPr>
         <w:t>,</w:t>
@@ -345,7 +443,9 @@
       <w:r>
         <w:rPr>
           <w:rFonts w:ascii="Cascadia Mono SemiLight" w:hAnsi="Cascadia Mono SemiLight"/>
-          <w:sz w:val="28"/>
+          <w:spacing w:val="12"/>
+          <w:sz w:val="27"/>
+          <w:szCs w:val="27"/>
           <w:lang w:val="en-US"/>
         </w:rPr>
         <w:t xml:space="preserve"> which are running in </w:t>
@@ -353,7 +453,9 @@
       <w:r>
         <w:rPr>
           <w:rFonts w:ascii="Cascadia Mono SemiLight" w:hAnsi="Cascadia Mono SemiLight"/>
-          <w:sz w:val="28"/>
+          <w:spacing w:val="12"/>
+          <w:sz w:val="27"/>
+          <w:szCs w:val="27"/>
           <w:lang w:val="en-US"/>
         </w:rPr>
         <w:t>other</w:t>
@@ -361,7 +463,9 @@
       <w:r>
         <w:rPr>
           <w:rFonts w:ascii="Cascadia Mono SemiLight" w:hAnsi="Cascadia Mono SemiLight"/>
-          <w:sz w:val="28"/>
+          <w:spacing w:val="12"/>
+          <w:sz w:val="27"/>
+          <w:szCs w:val="27"/>
           <w:lang w:val="en-US"/>
         </w:rPr>
         <w:t xml:space="preserve"> device</w:t>
@@ -369,7 +473,9 @@
       <w:r>
         <w:rPr>
           <w:rFonts w:ascii="Cascadia Mono SemiLight" w:hAnsi="Cascadia Mono SemiLight"/>
-          <w:sz w:val="28"/>
+          <w:spacing w:val="12"/>
+          <w:sz w:val="27"/>
+          <w:szCs w:val="27"/>
           <w:lang w:val="en-US"/>
         </w:rPr>
         <w:t>s.</w:t>
@@ -377,7 +483,9 @@
       <w:r>
         <w:rPr>
           <w:rFonts w:ascii="Cascadia Mono SemiLight" w:hAnsi="Cascadia Mono SemiLight"/>
-          <w:sz w:val="28"/>
+          <w:spacing w:val="12"/>
+          <w:sz w:val="27"/>
+          <w:szCs w:val="27"/>
           <w:lang w:val="en-US"/>
         </w:rPr>
         <w:t xml:space="preserve"> </w:t>
@@ -388,14 +496,18 @@
         <w:spacing w:after="240" w:line="360" w:lineRule="auto"/>
         <w:rPr>
           <w:rFonts w:ascii="Cascadia Mono SemiLight" w:hAnsi="Cascadia Mono SemiLight"/>
-          <w:sz w:val="28"/>
+          <w:spacing w:val="12"/>
+          <w:sz w:val="27"/>
+          <w:szCs w:val="27"/>
           <w:lang w:val="en-US"/>
         </w:rPr>
       </w:pPr>
       <w:r>
         <w:rPr>
           <w:rFonts w:ascii="Cascadia Mono SemiLight" w:hAnsi="Cascadia Mono SemiLight"/>
-          <w:sz w:val="28"/>
+          <w:spacing w:val="12"/>
+          <w:sz w:val="27"/>
+          <w:szCs w:val="27"/>
           <w:lang w:val="en-US"/>
         </w:rPr>
         <w:t>These</w:t>
@@ -403,7 +515,9 @@
       <w:r>
         <w:rPr>
           <w:rFonts w:ascii="Cascadia Mono SemiLight" w:hAnsi="Cascadia Mono SemiLight"/>
-          <w:sz w:val="28"/>
+          <w:spacing w:val="12"/>
+          <w:sz w:val="27"/>
+          <w:szCs w:val="27"/>
           <w:lang w:val="en-US"/>
         </w:rPr>
         <w:t xml:space="preserve"> </w:t>
@@ -411,7 +525,9 @@
       <w:r>
         <w:rPr>
           <w:rFonts w:ascii="Cascadia Mono SemiLight" w:hAnsi="Cascadia Mono SemiLight"/>
-          <w:sz w:val="28"/>
+          <w:spacing w:val="12"/>
+          <w:sz w:val="27"/>
+          <w:szCs w:val="27"/>
           <w:lang w:val="en-US"/>
         </w:rPr>
         <w:t>a</w:t>
@@ -419,7 +535,9 @@
       <w:r>
         <w:rPr>
           <w:rFonts w:ascii="Cascadia Mono SemiLight" w:hAnsi="Cascadia Mono SemiLight"/>
-          <w:sz w:val="28"/>
+          <w:spacing w:val="12"/>
+          <w:sz w:val="27"/>
+          <w:szCs w:val="27"/>
           <w:lang w:val="en-US"/>
         </w:rPr>
         <w:t>pplication</w:t>
@@ -427,7 +545,9 @@
       <w:r>
         <w:rPr>
           <w:rFonts w:ascii="Cascadia Mono SemiLight" w:hAnsi="Cascadia Mono SemiLight"/>
-          <w:sz w:val="28"/>
+          <w:spacing w:val="12"/>
+          <w:sz w:val="27"/>
+          <w:szCs w:val="27"/>
           <w:lang w:val="en-US"/>
         </w:rPr>
         <w:t>’s</w:t>
@@ -435,7 +555,9 @@
       <w:r>
         <w:rPr>
           <w:rFonts w:ascii="Cascadia Mono SemiLight" w:hAnsi="Cascadia Mono SemiLight"/>
-          <w:sz w:val="28"/>
+          <w:spacing w:val="12"/>
+          <w:sz w:val="27"/>
+          <w:szCs w:val="27"/>
           <w:lang w:val="en-US"/>
         </w:rPr>
         <w:t xml:space="preserve"> </w:t>
@@ -443,7 +565,9 @@
       <w:r>
         <w:rPr>
           <w:rFonts w:ascii="Cascadia Mono SemiLight" w:hAnsi="Cascadia Mono SemiLight"/>
-          <w:sz w:val="28"/>
+          <w:spacing w:val="12"/>
+          <w:sz w:val="27"/>
+          <w:szCs w:val="27"/>
           <w:lang w:val="en-US"/>
         </w:rPr>
         <w:t>f</w:t>
@@ -451,7 +575,9 @@
       <w:r>
         <w:rPr>
           <w:rFonts w:ascii="Cascadia Mono SemiLight" w:hAnsi="Cascadia Mono SemiLight"/>
-          <w:sz w:val="28"/>
+          <w:spacing w:val="12"/>
+          <w:sz w:val="27"/>
+          <w:szCs w:val="27"/>
           <w:lang w:val="en-US"/>
         </w:rPr>
         <w:t>eatures</w:t>
@@ -459,7 +585,9 @@
       <w:r>
         <w:rPr>
           <w:rFonts w:ascii="Cascadia Mono SemiLight" w:hAnsi="Cascadia Mono SemiLight"/>
-          <w:sz w:val="28"/>
+          <w:spacing w:val="12"/>
+          <w:sz w:val="27"/>
+          <w:szCs w:val="27"/>
           <w:lang w:val="en-US"/>
         </w:rPr>
         <w:t xml:space="preserve"> use</w:t>
@@ -467,7 +595,9 @@
       <w:r>
         <w:rPr>
           <w:rFonts w:ascii="Cascadia Mono SemiLight" w:hAnsi="Cascadia Mono SemiLight"/>
-          <w:sz w:val="28"/>
+          <w:spacing w:val="12"/>
+          <w:sz w:val="27"/>
+          <w:szCs w:val="27"/>
           <w:lang w:val="en-US"/>
         </w:rPr>
         <w:t xml:space="preserve"> Wi-Fi</w:t>
@@ -475,7 +605,9 @@
       <w:r>
         <w:rPr>
           <w:rFonts w:ascii="Cascadia Mono SemiLight" w:hAnsi="Cascadia Mono SemiLight"/>
-          <w:sz w:val="28"/>
+          <w:spacing w:val="12"/>
+          <w:sz w:val="27"/>
+          <w:szCs w:val="27"/>
           <w:lang w:val="en-US"/>
         </w:rPr>
         <w:t xml:space="preserve">, </w:t>
@@ -483,7 +615,9 @@
       <w:r>
         <w:rPr>
           <w:rFonts w:ascii="Cascadia Mono SemiLight" w:hAnsi="Cascadia Mono SemiLight"/>
-          <w:sz w:val="28"/>
+          <w:spacing w:val="12"/>
+          <w:sz w:val="27"/>
+          <w:szCs w:val="27"/>
           <w:lang w:val="en-US"/>
         </w:rPr>
         <w:t xml:space="preserve">NFC or other </w:t>
@@ -491,7 +625,9 @@
       <w:r>
         <w:rPr>
           <w:rFonts w:ascii="Cascadia Mono SemiLight" w:hAnsi="Cascadia Mono SemiLight"/>
-          <w:sz w:val="28"/>
+          <w:spacing w:val="12"/>
+          <w:sz w:val="27"/>
+          <w:szCs w:val="27"/>
           <w:lang w:val="en-US"/>
         </w:rPr>
         <w:t>s</w:t>
@@ -499,7 +635,9 @@
       <w:r>
         <w:rPr>
           <w:rFonts w:ascii="Cascadia Mono SemiLight" w:hAnsi="Cascadia Mono SemiLight"/>
-          <w:sz w:val="28"/>
+          <w:spacing w:val="12"/>
+          <w:sz w:val="27"/>
+          <w:szCs w:val="27"/>
           <w:lang w:val="en-US"/>
         </w:rPr>
         <w:t>ervices</w:t>
@@ -507,7 +645,9 @@
       <w:r>
         <w:rPr>
           <w:rFonts w:ascii="Cascadia Mono SemiLight" w:hAnsi="Cascadia Mono SemiLight"/>
-          <w:sz w:val="28"/>
+          <w:spacing w:val="12"/>
+          <w:sz w:val="27"/>
+          <w:szCs w:val="27"/>
           <w:lang w:val="en-US"/>
         </w:rPr>
         <w:t xml:space="preserve"> from </w:t>
@@ -515,7 +655,9 @@
       <w:r>
         <w:rPr>
           <w:rFonts w:ascii="Cascadia Mono SemiLight" w:hAnsi="Cascadia Mono SemiLight"/>
-          <w:sz w:val="28"/>
+          <w:spacing w:val="12"/>
+          <w:sz w:val="27"/>
+          <w:szCs w:val="27"/>
           <w:lang w:val="en-US"/>
         </w:rPr>
         <w:t xml:space="preserve">user </w:t>
@@ -523,7 +665,9 @@
       <w:r>
         <w:rPr>
           <w:rFonts w:ascii="Cascadia Mono SemiLight" w:hAnsi="Cascadia Mono SemiLight"/>
-          <w:sz w:val="28"/>
+          <w:spacing w:val="12"/>
+          <w:sz w:val="27"/>
+          <w:szCs w:val="27"/>
           <w:lang w:val="en-US"/>
         </w:rPr>
         <w:t>smart device.</w:t>
@@ -534,14 +678,18 @@
         <w:spacing w:after="240" w:line="360" w:lineRule="auto"/>
         <w:rPr>
           <w:rFonts w:ascii="Cascadia Mono SemiLight" w:hAnsi="Cascadia Mono SemiLight"/>
-          <w:sz w:val="28"/>
+          <w:spacing w:val="12"/>
+          <w:sz w:val="27"/>
+          <w:szCs w:val="27"/>
           <w:lang w:val="en-US"/>
         </w:rPr>
       </w:pPr>
       <w:r>
         <w:rPr>
           <w:rFonts w:ascii="Cascadia Mono SemiLight" w:hAnsi="Cascadia Mono SemiLight"/>
-          <w:sz w:val="28"/>
+          <w:spacing w:val="12"/>
+          <w:sz w:val="27"/>
+          <w:szCs w:val="27"/>
           <w:lang w:val="en-US"/>
         </w:rPr>
         <w:t>These mentioned external programs could</w:t>
@@ -549,7 +697,9 @@
       <w:r>
         <w:rPr>
           <w:rFonts w:ascii="Cascadia Mono SemiLight" w:hAnsi="Cascadia Mono SemiLight"/>
-          <w:sz w:val="28"/>
+          <w:spacing w:val="12"/>
+          <w:sz w:val="27"/>
+          <w:szCs w:val="27"/>
           <w:lang w:val="en-US"/>
         </w:rPr>
         <w:t xml:space="preserve"> try to manipulat</w:t>
@@ -557,7 +707,9 @@
       <w:r>
         <w:rPr>
           <w:rFonts w:ascii="Cascadia Mono SemiLight" w:hAnsi="Cascadia Mono SemiLight"/>
-          <w:sz w:val="28"/>
+          <w:spacing w:val="12"/>
+          <w:sz w:val="27"/>
+          <w:szCs w:val="27"/>
           <w:lang w:val="en-US"/>
         </w:rPr>
         <w:t xml:space="preserve">e and </w:t>
@@ -565,7 +717,9 @@
       <w:r>
         <w:rPr>
           <w:rFonts w:ascii="Cascadia Mono SemiLight" w:hAnsi="Cascadia Mono SemiLight"/>
-          <w:sz w:val="28"/>
+          <w:spacing w:val="12"/>
+          <w:sz w:val="27"/>
+          <w:szCs w:val="27"/>
           <w:lang w:val="en-US"/>
         </w:rPr>
         <w:t>d</w:t>
@@ -573,7 +727,9 @@
       <w:r>
         <w:rPr>
           <w:rFonts w:ascii="Cascadia Mono SemiLight" w:hAnsi="Cascadia Mono SemiLight"/>
-          <w:sz w:val="28"/>
+          <w:spacing w:val="12"/>
+          <w:sz w:val="27"/>
+          <w:szCs w:val="27"/>
           <w:lang w:val="en-US"/>
         </w:rPr>
         <w:t xml:space="preserve">o what </w:t>
@@ -581,7 +737,9 @@
       <w:r>
         <w:rPr>
           <w:rFonts w:ascii="Cascadia Mono SemiLight" w:hAnsi="Cascadia Mono SemiLight"/>
-          <w:sz w:val="28"/>
+          <w:spacing w:val="12"/>
+          <w:sz w:val="27"/>
+          <w:szCs w:val="27"/>
           <w:lang w:val="en-US"/>
         </w:rPr>
         <w:t>want them to do</w:t>
@@ -589,34 +747,12 @@
       <w:r>
         <w:rPr>
           <w:rFonts w:ascii="Cascadia Mono SemiLight" w:hAnsi="Cascadia Mono SemiLight"/>
-          <w:sz w:val="28"/>
+          <w:spacing w:val="12"/>
+          <w:sz w:val="27"/>
+          <w:szCs w:val="27"/>
           <w:lang w:val="en-US"/>
         </w:rPr>
         <w:t>.</w:t>
-      </w:r>
-      <w:r>
-        <w:rPr>
-          <w:rFonts w:ascii="Cascadia Mono SemiLight" w:hAnsi="Cascadia Mono SemiLight"/>
-          <w:sz w:val="28"/>
-          <w:lang w:val="en-US"/>
-        </w:rPr>
-        <w:t xml:space="preserve"> So that could be a vulnerability</w:t>
-      </w:r>
-      <w:r>
-        <w:rPr>
-          <w:rFonts w:ascii="Cascadia Mono SemiLight" w:hAnsi="Cascadia Mono SemiLight"/>
-          <w:sz w:val="28"/>
-          <w:lang w:val="en-US"/>
-        </w:rPr>
-        <w:t>.</w:t>
-      </w:r>
-      <w:r>
-        <w:rPr>
-          <w:rFonts w:ascii="Cascadia Mono SemiLight" w:hAnsi="Cascadia Mono SemiLight"/>
-          <w:sz w:val="28"/>
-          <w:lang w:val="en-US"/>
-        </w:rPr>
-        <w:t xml:space="preserve"> </w:t>
       </w:r>
     </w:p>
     <w:p>
@@ -624,73 +760,51 @@
         <w:spacing w:after="240" w:line="360" w:lineRule="auto"/>
         <w:rPr>
           <w:rFonts w:ascii="Cascadia Mono SemiLight" w:hAnsi="Cascadia Mono SemiLight"/>
-          <w:sz w:val="28"/>
+          <w:spacing w:val="12"/>
+          <w:sz w:val="27"/>
+          <w:szCs w:val="27"/>
           <w:lang w:val="en-US"/>
         </w:rPr>
       </w:pPr>
       <w:r>
         <w:rPr>
           <w:rFonts w:ascii="Cascadia Mono SemiLight" w:hAnsi="Cascadia Mono SemiLight"/>
-          <w:sz w:val="28"/>
-          <w:lang w:val="en-US"/>
-        </w:rPr>
-        <w:t>Solution could be writing</w:t>
-      </w:r>
-      <w:r>
-        <w:rPr>
-          <w:rFonts w:ascii="Cascadia Mono SemiLight" w:hAnsi="Cascadia Mono SemiLight"/>
-          <w:sz w:val="28"/>
+          <w:spacing w:val="12"/>
+          <w:sz w:val="27"/>
+          <w:szCs w:val="27"/>
+          <w:lang w:val="en-US"/>
+        </w:rPr>
+        <w:t>T</w:t>
+      </w:r>
+      <w:r>
+        <w:rPr>
+          <w:rFonts w:ascii="Cascadia Mono SemiLight" w:hAnsi="Cascadia Mono SemiLight"/>
+          <w:spacing w:val="12"/>
+          <w:sz w:val="27"/>
+          <w:szCs w:val="27"/>
+          <w:lang w:val="en-US"/>
+        </w:rPr>
+        <w:t>hat could be a vulnerability</w:t>
+      </w:r>
+      <w:r>
+        <w:rPr>
+          <w:rFonts w:ascii="Cascadia Mono SemiLight" w:hAnsi="Cascadia Mono SemiLight"/>
+          <w:spacing w:val="12"/>
+          <w:sz w:val="27"/>
+          <w:szCs w:val="27"/>
+          <w:lang w:val="en-US"/>
+        </w:rPr>
+        <w:t>.</w:t>
+      </w:r>
+      <w:r>
+        <w:rPr>
+          <w:rFonts w:ascii="Cascadia Mono SemiLight" w:hAnsi="Cascadia Mono SemiLight"/>
+          <w:spacing w:val="12"/>
+          <w:sz w:val="27"/>
+          <w:szCs w:val="27"/>
           <w:lang w:val="en-US"/>
         </w:rPr>
         <w:t xml:space="preserve"> </w:t>
-      </w:r>
-      <w:r>
-        <w:rPr>
-          <w:rFonts w:ascii="Cascadia Mono SemiLight" w:hAnsi="Cascadia Mono SemiLight"/>
-          <w:sz w:val="28"/>
-          <w:lang w:val="en-US"/>
-        </w:rPr>
-        <w:t xml:space="preserve">a light </w:t>
-      </w:r>
-      <w:r>
-        <w:rPr>
-          <w:rFonts w:ascii="Cascadia Mono SemiLight" w:hAnsi="Cascadia Mono SemiLight"/>
-          <w:sz w:val="28"/>
-          <w:lang w:val="en-US"/>
-        </w:rPr>
-        <w:t xml:space="preserve">program </w:t>
-      </w:r>
-      <w:r>
-        <w:rPr>
-          <w:rFonts w:ascii="Cascadia Mono SemiLight" w:hAnsi="Cascadia Mono SemiLight"/>
-          <w:sz w:val="28"/>
-          <w:lang w:val="en-US"/>
-        </w:rPr>
-        <w:t xml:space="preserve">in </w:t>
-      </w:r>
-      <w:r>
-        <w:rPr>
-          <w:rFonts w:ascii="Cascadia Mono SemiLight" w:hAnsi="Cascadia Mono SemiLight"/>
-          <w:sz w:val="28"/>
-          <w:lang w:val="en-US"/>
-        </w:rPr>
-        <w:t>any language</w:t>
-      </w:r>
-      <w:r>
-        <w:rPr>
-          <w:rFonts w:ascii="Cascadia Mono SemiLight" w:hAnsi="Cascadia Mono SemiLight"/>
-          <w:sz w:val="28"/>
-          <w:lang w:val="en-US"/>
-        </w:rPr>
-        <w:t>,</w:t>
-      </w:r>
-      <w:r>
-        <w:rPr>
-          <w:rFonts w:ascii="Cascadia Mono SemiLight" w:hAnsi="Cascadia Mono SemiLight"/>
-          <w:sz w:val="28"/>
-          <w:lang w:val="en-US"/>
-        </w:rPr>
-        <w:t xml:space="preserve"> like for example: C++, Java, so on.</w:t>
       </w:r>
     </w:p>
     <w:p>
@@ -698,86 +812,218 @@
         <w:spacing w:after="240" w:line="360" w:lineRule="auto"/>
         <w:rPr>
           <w:rFonts w:ascii="Cascadia Mono SemiLight" w:hAnsi="Cascadia Mono SemiLight"/>
-          <w:sz w:val="28"/>
+          <w:spacing w:val="12"/>
+          <w:sz w:val="27"/>
+          <w:szCs w:val="27"/>
           <w:lang w:val="en-US"/>
         </w:rPr>
       </w:pPr>
       <w:r>
         <w:rPr>
           <w:rFonts w:ascii="Cascadia Mono SemiLight" w:hAnsi="Cascadia Mono SemiLight"/>
-          <w:sz w:val="28"/>
-          <w:lang w:val="en-US"/>
-        </w:rPr>
-        <w:t xml:space="preserve">This light program should </w:t>
-      </w:r>
-      <w:r>
-        <w:rPr>
-          <w:rFonts w:ascii="Cascadia Mono SemiLight" w:hAnsi="Cascadia Mono SemiLight"/>
-          <w:sz w:val="28"/>
-          <w:lang w:val="en-US"/>
-        </w:rPr>
-        <w:t>review if features that application is using</w:t>
-      </w:r>
-      <w:r>
-        <w:rPr>
-          <w:rFonts w:ascii="Cascadia Mono SemiLight" w:hAnsi="Cascadia Mono SemiLight"/>
-          <w:sz w:val="28"/>
-          <w:lang w:val="en-US"/>
-        </w:rPr>
-        <w:t>, it is</w:t>
-      </w:r>
-      <w:r>
-        <w:rPr>
-          <w:rFonts w:ascii="Cascadia Mono SemiLight" w:hAnsi="Cascadia Mono SemiLight"/>
-          <w:sz w:val="28"/>
-          <w:lang w:val="en-US"/>
-        </w:rPr>
-        <w:t xml:space="preserve"> only been using by the application </w:t>
-      </w:r>
-      <w:r>
-        <w:rPr>
-          <w:rFonts w:ascii="Cascadia Mono SemiLight" w:hAnsi="Cascadia Mono SemiLight"/>
-          <w:sz w:val="28"/>
-          <w:lang w:val="en-US"/>
-        </w:rPr>
-        <w:t xml:space="preserve">recently </w:t>
-      </w:r>
-      <w:r>
-        <w:rPr>
-          <w:rFonts w:ascii="Cascadia Mono SemiLight" w:hAnsi="Cascadia Mono SemiLight"/>
-          <w:sz w:val="28"/>
-          <w:lang w:val="en-US"/>
-        </w:rPr>
-        <w:t>install</w:t>
-      </w:r>
-      <w:r>
-        <w:rPr>
-          <w:rFonts w:ascii="Cascadia Mono SemiLight" w:hAnsi="Cascadia Mono SemiLight"/>
-          <w:sz w:val="28"/>
-          <w:lang w:val="en-US"/>
-        </w:rPr>
-        <w:t>ed</w:t>
-      </w:r>
-      <w:r>
-        <w:rPr>
-          <w:rFonts w:ascii="Cascadia Mono SemiLight" w:hAnsi="Cascadia Mono SemiLight"/>
-          <w:sz w:val="28"/>
-          <w:lang w:val="en-US"/>
-        </w:rPr>
-        <w:t xml:space="preserve"> by user.</w:t>
+          <w:spacing w:val="12"/>
+          <w:sz w:val="27"/>
+          <w:szCs w:val="27"/>
+          <w:lang w:val="en-US"/>
+        </w:rPr>
+        <w:t>Solution could be writing</w:t>
+      </w:r>
+      <w:r>
+        <w:rPr>
+          <w:rFonts w:ascii="Cascadia Mono SemiLight" w:hAnsi="Cascadia Mono SemiLight"/>
+          <w:spacing w:val="12"/>
+          <w:sz w:val="27"/>
+          <w:szCs w:val="27"/>
+          <w:lang w:val="en-US"/>
+        </w:rPr>
+        <w:t xml:space="preserve"> </w:t>
+      </w:r>
+      <w:r>
+        <w:rPr>
+          <w:rFonts w:ascii="Cascadia Mono SemiLight" w:hAnsi="Cascadia Mono SemiLight"/>
+          <w:spacing w:val="12"/>
+          <w:sz w:val="27"/>
+          <w:szCs w:val="27"/>
+          <w:lang w:val="en-US"/>
+        </w:rPr>
+        <w:t xml:space="preserve">a light </w:t>
+      </w:r>
+      <w:r>
+        <w:rPr>
+          <w:rFonts w:ascii="Cascadia Mono SemiLight" w:hAnsi="Cascadia Mono SemiLight"/>
+          <w:spacing w:val="12"/>
+          <w:sz w:val="27"/>
+          <w:szCs w:val="27"/>
+          <w:lang w:val="en-US"/>
+        </w:rPr>
+        <w:t xml:space="preserve">program </w:t>
+      </w:r>
+      <w:r>
+        <w:rPr>
+          <w:rFonts w:ascii="Cascadia Mono SemiLight" w:hAnsi="Cascadia Mono SemiLight"/>
+          <w:spacing w:val="12"/>
+          <w:sz w:val="27"/>
+          <w:szCs w:val="27"/>
+          <w:lang w:val="en-US"/>
+        </w:rPr>
+        <w:t xml:space="preserve">in </w:t>
+      </w:r>
+      <w:r>
+        <w:rPr>
+          <w:rFonts w:ascii="Cascadia Mono SemiLight" w:hAnsi="Cascadia Mono SemiLight"/>
+          <w:spacing w:val="12"/>
+          <w:sz w:val="27"/>
+          <w:szCs w:val="27"/>
+          <w:lang w:val="en-US"/>
+        </w:rPr>
+        <w:t>any language</w:t>
+      </w:r>
+      <w:r>
+        <w:rPr>
+          <w:rFonts w:ascii="Cascadia Mono SemiLight" w:hAnsi="Cascadia Mono SemiLight"/>
+          <w:spacing w:val="12"/>
+          <w:sz w:val="27"/>
+          <w:szCs w:val="27"/>
+          <w:lang w:val="en-US"/>
+        </w:rPr>
+        <w:t>,</w:t>
+      </w:r>
+      <w:r>
+        <w:rPr>
+          <w:rFonts w:ascii="Cascadia Mono SemiLight" w:hAnsi="Cascadia Mono SemiLight"/>
+          <w:spacing w:val="12"/>
+          <w:sz w:val="27"/>
+          <w:szCs w:val="27"/>
+          <w:lang w:val="en-US"/>
+        </w:rPr>
+        <w:t xml:space="preserve"> like for example: C++, Java, so on.</w:t>
       </w:r>
     </w:p>
     <w:p>
       <w:pPr>
         <w:spacing w:after="240" w:line="360" w:lineRule="auto"/>
         <w:rPr>
+          <w:rFonts w:ascii="Cascadia Mono SemiLight" w:hAnsi="Cascadia Mono SemiLight"/>
+          <w:spacing w:val="12"/>
+          <w:sz w:val="27"/>
+          <w:szCs w:val="27"/>
           <w:lang w:val="en-US"/>
         </w:rPr>
       </w:pPr>
       <w:r>
         <w:rPr>
           <w:rFonts w:ascii="Cascadia Mono SemiLight" w:hAnsi="Cascadia Mono SemiLight"/>
-          <w:sz w:val="28"/>
+          <w:spacing w:val="12"/>
+          <w:sz w:val="27"/>
+          <w:szCs w:val="27"/>
+          <w:lang w:val="en-US"/>
+        </w:rPr>
+        <w:t xml:space="preserve">This program should </w:t>
+      </w:r>
+      <w:r>
+        <w:rPr>
+          <w:rFonts w:ascii="Cascadia Mono SemiLight" w:hAnsi="Cascadia Mono SemiLight"/>
+          <w:spacing w:val="12"/>
+          <w:sz w:val="27"/>
+          <w:szCs w:val="27"/>
+          <w:lang w:val="en-US"/>
+        </w:rPr>
+        <w:t>review</w:t>
+      </w:r>
+      <w:r>
+        <w:rPr>
+          <w:rFonts w:ascii="Cascadia Mono SemiLight" w:hAnsi="Cascadia Mono SemiLight"/>
+          <w:spacing w:val="12"/>
+          <w:sz w:val="27"/>
+          <w:szCs w:val="27"/>
+          <w:lang w:val="en-US"/>
+        </w:rPr>
+        <w:t>,</w:t>
+      </w:r>
+      <w:r>
+        <w:rPr>
+          <w:rFonts w:ascii="Cascadia Mono SemiLight" w:hAnsi="Cascadia Mono SemiLight"/>
+          <w:spacing w:val="12"/>
+          <w:sz w:val="27"/>
+          <w:szCs w:val="27"/>
+          <w:lang w:val="en-US"/>
+        </w:rPr>
+        <w:t xml:space="preserve"> if features that application is using</w:t>
+      </w:r>
+      <w:r>
+        <w:rPr>
+          <w:rFonts w:ascii="Cascadia Mono SemiLight" w:hAnsi="Cascadia Mono SemiLight"/>
+          <w:spacing w:val="12"/>
+          <w:sz w:val="27"/>
+          <w:szCs w:val="27"/>
+          <w:lang w:val="en-US"/>
+        </w:rPr>
+        <w:t>, it is</w:t>
+      </w:r>
+      <w:r>
+        <w:rPr>
+          <w:rFonts w:ascii="Cascadia Mono SemiLight" w:hAnsi="Cascadia Mono SemiLight"/>
+          <w:spacing w:val="12"/>
+          <w:sz w:val="27"/>
+          <w:szCs w:val="27"/>
+          <w:lang w:val="en-US"/>
+        </w:rPr>
+        <w:t xml:space="preserve"> been using by the application </w:t>
+      </w:r>
+      <w:r>
+        <w:rPr>
+          <w:rFonts w:ascii="Cascadia Mono SemiLight" w:hAnsi="Cascadia Mono SemiLight"/>
+          <w:spacing w:val="12"/>
+          <w:sz w:val="27"/>
+          <w:szCs w:val="27"/>
+          <w:lang w:val="en-US"/>
+        </w:rPr>
+        <w:t xml:space="preserve">recently </w:t>
+      </w:r>
+      <w:r>
+        <w:rPr>
+          <w:rFonts w:ascii="Cascadia Mono SemiLight" w:hAnsi="Cascadia Mono SemiLight"/>
+          <w:spacing w:val="12"/>
+          <w:sz w:val="27"/>
+          <w:szCs w:val="27"/>
+          <w:lang w:val="en-US"/>
+        </w:rPr>
+        <w:t>install</w:t>
+      </w:r>
+      <w:r>
+        <w:rPr>
+          <w:rFonts w:ascii="Cascadia Mono SemiLight" w:hAnsi="Cascadia Mono SemiLight"/>
+          <w:spacing w:val="12"/>
+          <w:sz w:val="27"/>
+          <w:szCs w:val="27"/>
+          <w:lang w:val="en-US"/>
+        </w:rPr>
+        <w:t>ed</w:t>
+      </w:r>
+      <w:r>
+        <w:rPr>
+          <w:rFonts w:ascii="Cascadia Mono SemiLight" w:hAnsi="Cascadia Mono SemiLight"/>
+          <w:spacing w:val="12"/>
+          <w:sz w:val="27"/>
+          <w:szCs w:val="27"/>
+          <w:lang w:val="en-US"/>
+        </w:rPr>
+        <w:t xml:space="preserve"> by user.</w:t>
+      </w:r>
+    </w:p>
+    <w:p>
+      <w:pPr>
+        <w:spacing w:after="240" w:line="360" w:lineRule="auto"/>
+        <w:rPr>
+          <w:lang w:val="en-US"/>
+        </w:rPr>
+      </w:pPr>
+      <w:r>
+        <w:rPr>
+          <w:rFonts w:ascii="Cascadia Mono SemiLight" w:hAnsi="Cascadia Mono SemiLight"/>
+          <w:spacing w:val="12"/>
+          <w:sz w:val="27"/>
+          <w:szCs w:val="27"/>
           <w:lang w:val="en-US"/>
         </w:rPr>
         <w:t>This mentioned p</w:t>
@@ -785,15 +1031,39 @@
       <w:r>
         <w:rPr>
           <w:rFonts w:ascii="Cascadia Mono SemiLight" w:hAnsi="Cascadia Mono SemiLight"/>
-          <w:sz w:val="28"/>
-          <w:lang w:val="en-US"/>
-        </w:rPr>
-        <w:t xml:space="preserve">rogram </w:t>
-      </w:r>
-      <w:r>
-        <w:rPr>
-          <w:rFonts w:ascii="Cascadia Mono SemiLight" w:hAnsi="Cascadia Mono SemiLight"/>
-          <w:sz w:val="28"/>
+          <w:spacing w:val="12"/>
+          <w:sz w:val="27"/>
+          <w:szCs w:val="27"/>
+          <w:lang w:val="en-US"/>
+        </w:rPr>
+        <w:t>rogram</w:t>
+      </w:r>
+      <w:r>
+        <w:rPr>
+          <w:rFonts w:ascii="Cascadia Mono SemiLight" w:hAnsi="Cascadia Mono SemiLight"/>
+          <w:spacing w:val="12"/>
+          <w:sz w:val="27"/>
+          <w:szCs w:val="27"/>
+          <w:lang w:val="en-US"/>
+        </w:rPr>
+        <w:t xml:space="preserve"> (coded in C++/Java)</w:t>
+      </w:r>
+      <w:r>
+        <w:rPr>
+          <w:rFonts w:ascii="Cascadia Mono SemiLight" w:hAnsi="Cascadia Mono SemiLight"/>
+          <w:spacing w:val="12"/>
+          <w:sz w:val="27"/>
+          <w:szCs w:val="27"/>
+          <w:lang w:val="en-US"/>
+        </w:rPr>
+        <w:t xml:space="preserve"> </w:t>
+      </w:r>
+      <w:r>
+        <w:rPr>
+          <w:rFonts w:ascii="Cascadia Mono SemiLight" w:hAnsi="Cascadia Mono SemiLight"/>
+          <w:spacing w:val="12"/>
+          <w:sz w:val="27"/>
+          <w:szCs w:val="27"/>
           <w:lang w:val="en-US"/>
         </w:rPr>
         <w:t>should keep searching</w:t>
@@ -801,7 +1071,9 @@
       <w:r>
         <w:rPr>
           <w:rFonts w:ascii="Cascadia Mono SemiLight" w:hAnsi="Cascadia Mono SemiLight"/>
-          <w:sz w:val="28"/>
+          <w:spacing w:val="12"/>
+          <w:sz w:val="27"/>
+          <w:szCs w:val="27"/>
           <w:lang w:val="en-US"/>
         </w:rPr>
         <w:t xml:space="preserve">, whether </w:t>
@@ -809,7 +1081,9 @@
       <w:r>
         <w:rPr>
           <w:rFonts w:ascii="Cascadia Mono SemiLight" w:hAnsi="Cascadia Mono SemiLight"/>
-          <w:sz w:val="28"/>
+          <w:spacing w:val="12"/>
+          <w:sz w:val="27"/>
+          <w:szCs w:val="27"/>
           <w:lang w:val="en-US"/>
         </w:rPr>
         <w:t>any</w:t>
@@ -817,7 +1091,9 @@
       <w:r>
         <w:rPr>
           <w:rFonts w:ascii="Cascadia Mono SemiLight" w:hAnsi="Cascadia Mono SemiLight"/>
-          <w:sz w:val="28"/>
+          <w:spacing w:val="12"/>
+          <w:sz w:val="27"/>
+          <w:szCs w:val="27"/>
           <w:lang w:val="en-US"/>
         </w:rPr>
         <w:t xml:space="preserve"> external service </w:t>
@@ -825,7 +1101,9 @@
       <w:r>
         <w:rPr>
           <w:rFonts w:ascii="Cascadia Mono SemiLight" w:hAnsi="Cascadia Mono SemiLight"/>
-          <w:sz w:val="28"/>
+          <w:spacing w:val="12"/>
+          <w:sz w:val="27"/>
+          <w:szCs w:val="27"/>
           <w:lang w:val="en-US"/>
         </w:rPr>
         <w:t xml:space="preserve">or </w:t>
@@ -833,7 +1111,9 @@
       <w:r>
         <w:rPr>
           <w:rFonts w:ascii="Cascadia Mono SemiLight" w:hAnsi="Cascadia Mono SemiLight"/>
-          <w:sz w:val="28"/>
+          <w:spacing w:val="12"/>
+          <w:sz w:val="27"/>
+          <w:szCs w:val="27"/>
           <w:lang w:val="en-US"/>
         </w:rPr>
         <w:t>program</w:t>
@@ -841,7 +1121,9 @@
       <w:r>
         <w:rPr>
           <w:rFonts w:ascii="Cascadia Mono SemiLight" w:hAnsi="Cascadia Mono SemiLight"/>
-          <w:sz w:val="28"/>
+          <w:spacing w:val="12"/>
+          <w:sz w:val="27"/>
+          <w:szCs w:val="27"/>
           <w:lang w:val="en-US"/>
         </w:rPr>
         <w:t>,</w:t>
@@ -849,7 +1131,9 @@
       <w:r>
         <w:rPr>
           <w:rFonts w:ascii="Cascadia Mono SemiLight" w:hAnsi="Cascadia Mono SemiLight"/>
-          <w:sz w:val="28"/>
+          <w:spacing w:val="12"/>
+          <w:sz w:val="27"/>
+          <w:szCs w:val="27"/>
           <w:lang w:val="en-US"/>
         </w:rPr>
         <w:t xml:space="preserve"> </w:t>
@@ -857,7 +1141,9 @@
       <w:r>
         <w:rPr>
           <w:rFonts w:ascii="Cascadia Mono SemiLight" w:hAnsi="Cascadia Mono SemiLight"/>
-          <w:sz w:val="28"/>
+          <w:spacing w:val="12"/>
+          <w:sz w:val="27"/>
+          <w:szCs w:val="27"/>
           <w:lang w:val="en-US"/>
         </w:rPr>
         <w:t xml:space="preserve">it </w:t>
@@ -865,7 +1151,9 @@
       <w:r>
         <w:rPr>
           <w:rFonts w:ascii="Cascadia Mono SemiLight" w:hAnsi="Cascadia Mono SemiLight"/>
-          <w:sz w:val="28"/>
+          <w:spacing w:val="12"/>
+          <w:sz w:val="27"/>
+          <w:szCs w:val="27"/>
           <w:lang w:val="en-US"/>
         </w:rPr>
         <w:t>is</w:t>
@@ -873,7 +1161,9 @@
       <w:r>
         <w:rPr>
           <w:rFonts w:ascii="Cascadia Mono SemiLight" w:hAnsi="Cascadia Mono SemiLight"/>
-          <w:sz w:val="28"/>
+          <w:spacing w:val="12"/>
+          <w:sz w:val="27"/>
+          <w:szCs w:val="27"/>
           <w:lang w:val="en-US"/>
         </w:rPr>
         <w:t xml:space="preserve"> trying to catch the same features</w:t>
@@ -881,23 +1171,70 @@
       <w:r>
         <w:rPr>
           <w:rFonts w:ascii="Cascadia Mono SemiLight" w:hAnsi="Cascadia Mono SemiLight"/>
-          <w:sz w:val="28"/>
-          <w:lang w:val="en-US"/>
-        </w:rPr>
-        <w:t xml:space="preserve">, and </w:t>
-      </w:r>
-      <w:r>
-        <w:rPr>
-          <w:rFonts w:ascii="Cascadia Mono SemiLight" w:hAnsi="Cascadia Mono SemiLight"/>
-          <w:sz w:val="28"/>
-          <w:lang w:val="en-US"/>
-        </w:rPr>
-        <w:t>consequently aborting the running of these external service or program</w:t>
-      </w:r>
-      <w:r>
-        <w:rPr>
-          <w:rFonts w:ascii="Cascadia Mono SemiLight" w:hAnsi="Cascadia Mono SemiLight"/>
-          <w:sz w:val="28"/>
+          <w:spacing w:val="12"/>
+          <w:sz w:val="27"/>
+          <w:szCs w:val="27"/>
+          <w:lang w:val="en-US"/>
+        </w:rPr>
+        <w:t xml:space="preserve">, </w:t>
+      </w:r>
+      <w:r>
+        <w:rPr>
+          <w:rFonts w:ascii="Cascadia Mono SemiLight" w:hAnsi="Cascadia Mono SemiLight"/>
+          <w:spacing w:val="12"/>
+          <w:sz w:val="27"/>
+          <w:szCs w:val="27"/>
+          <w:lang w:val="en-US"/>
+        </w:rPr>
+        <w:lastRenderedPageBreak/>
+        <w:t xml:space="preserve">and </w:t>
+      </w:r>
+      <w:r>
+        <w:rPr>
+          <w:rFonts w:ascii="Cascadia Mono SemiLight" w:hAnsi="Cascadia Mono SemiLight"/>
+          <w:spacing w:val="12"/>
+          <w:sz w:val="27"/>
+          <w:szCs w:val="27"/>
+          <w:lang w:val="en-US"/>
+        </w:rPr>
+        <w:t>consequently aborting the running of these external service</w:t>
+      </w:r>
+      <w:r>
+        <w:rPr>
+          <w:rFonts w:ascii="Cascadia Mono SemiLight" w:hAnsi="Cascadia Mono SemiLight"/>
+          <w:spacing w:val="12"/>
+          <w:sz w:val="27"/>
+          <w:szCs w:val="27"/>
+          <w:lang w:val="en-US"/>
+        </w:rPr>
+        <w:t>s</w:t>
+      </w:r>
+      <w:r>
+        <w:rPr>
+          <w:rFonts w:ascii="Cascadia Mono SemiLight" w:hAnsi="Cascadia Mono SemiLight"/>
+          <w:spacing w:val="12"/>
+          <w:sz w:val="27"/>
+          <w:szCs w:val="27"/>
+          <w:lang w:val="en-US"/>
+        </w:rPr>
+        <w:t xml:space="preserve"> or program</w:t>
+      </w:r>
+      <w:r>
+        <w:rPr>
+          <w:rFonts w:ascii="Cascadia Mono SemiLight" w:hAnsi="Cascadia Mono SemiLight"/>
+          <w:spacing w:val="12"/>
+          <w:sz w:val="27"/>
+          <w:szCs w:val="27"/>
+          <w:lang w:val="en-US"/>
+        </w:rPr>
+        <w:t>s</w:t>
+      </w:r>
+      <w:r>
+        <w:rPr>
+          <w:rFonts w:ascii="Cascadia Mono SemiLight" w:hAnsi="Cascadia Mono SemiLight"/>
+          <w:spacing w:val="12"/>
+          <w:sz w:val="27"/>
+          <w:szCs w:val="27"/>
           <w:lang w:val="en-US"/>
         </w:rPr>
         <w:t>.</w:t>
